--- a/plantillas/resolucion_fuera_tiempo.docx
+++ b/plantillas/resolucion_fuera_tiempo.docx
@@ -1988,7 +1988,47 @@
         <w:sz w:val="18"/>
         <w:szCs w:val="18"/>
       </w:rPr>
-      <w:t>“Decenio de la igualdad de oportunidades para mujeres y hombres"</w:t>
+      <w:t>“</w:t>
+    </w:r>
+    <w:r>
+      <w:rPr>
+        <w:rFonts w:ascii="Arial" w:hAnsi="Arial" w:cs="Arial"/>
+        <w:i/>
+        <w:iCs/>
+        <w:sz w:val="18"/>
+        <w:szCs w:val="18"/>
+      </w:rPr>
+      <w:t xml:space="preserve">Año de la </w:t>
+    </w:r>
+    <w:r>
+      <w:rPr>
+        <w:rFonts w:ascii="Arial" w:hAnsi="Arial" w:cs="Arial"/>
+        <w:i/>
+        <w:iCs/>
+        <w:sz w:val="18"/>
+        <w:szCs w:val="18"/>
+      </w:rPr>
+      <w:t>esperanza</w:t>
+    </w:r>
+    <w:r>
+      <w:rPr>
+        <w:rFonts w:ascii="Arial" w:hAnsi="Arial" w:cs="Arial"/>
+        <w:i/>
+        <w:iCs/>
+        <w:sz w:val="18"/>
+        <w:szCs w:val="18"/>
+      </w:rPr>
+      <w:t xml:space="preserve"> y el fortalecimiento de la democracia</w:t>
+    </w:r>
+    <w:r>
+      <w:rPr>
+        <w:rFonts w:ascii="Arial" w:hAnsi="Arial" w:cs="Arial"/>
+        <w:i/>
+        <w:iCs/>
+        <w:sz w:val="18"/>
+        <w:szCs w:val="18"/>
+      </w:rPr>
+      <w:t>"</w:t>
     </w:r>
     <w:r>
       <w:rPr>

--- a/plantillas/resolucion_fuera_tiempo.docx
+++ b/plantillas/resolucion_fuera_tiempo.docx
@@ -535,6 +535,7 @@
     </w:p>
     <w:p>
       <w:pPr>
+        <w:jc w:val="both"/>
         <w:rPr>
           <w:rFonts w:ascii="Arial" w:hAnsi="Arial" w:cs="Arial"/>
           <w:b/>

--- a/plantillas/resolucion_fuera_tiempo.docx
+++ b/plantillas/resolucion_fuera_tiempo.docx
@@ -46,7 +46,29 @@
           <w:sz w:val="20"/>
           <w:szCs w:val="20"/>
         </w:rPr>
-        <w:t>RESOLUCIÓN GERENCIAL Nº {{cod_resolucion}}-2026-MDP</w:t>
+        <w:t xml:space="preserve">RESOLUCIÓN </w:t>
+      </w:r>
+      <w:r>
+        <w:rPr>
+          <w:rFonts w:ascii="Arial" w:hAnsi="Arial" w:cs="Arial"/>
+          <w:b/>
+          <w:bCs/>
+          <w:color w:val="C00000"/>
+          <w:sz w:val="20"/>
+          <w:szCs w:val="20"/>
+        </w:rPr>
+        <w:t>SUB</w:t>
+      </w:r>
+      <w:r>
+        <w:rPr>
+          <w:rFonts w:ascii="Arial" w:hAnsi="Arial" w:cs="Arial"/>
+          <w:b/>
+          <w:bCs/>
+          <w:color w:val="C00000"/>
+          <w:sz w:val="20"/>
+          <w:szCs w:val="20"/>
+        </w:rPr>
+        <w:t>GERENCIAL Nº {{cod_resolucion}}-2026-MDP</w:t>
       </w:r>
       <w:r>
         <w:rPr>
@@ -340,7 +362,7 @@
           <w:sz w:val="18"/>
           <w:szCs w:val="18"/>
         </w:rPr>
-        <w:t>{ds}}-2026</w:t>
+        <w:t>{ds}}</w:t>
       </w:r>
       <w:r>
         <w:rPr>
@@ -691,7 +713,7 @@
           <w:sz w:val="18"/>
           <w:szCs w:val="18"/>
         </w:rPr>
-        <w:t>{ds}}- 2026</w:t>
+        <w:t>{ds}}</w:t>
       </w:r>
       <w:r>
         <w:rPr>
